--- a/HW04_DP1_17913371934140723.docx
+++ b/HW04_DP1_17913371934140723.docx
@@ -1564,6 +1564,7 @@
           <w:lang w:eastAsia="zh-CN"/>
         </w:rPr>
       </w:pPr>
+      <w:commentRangeStart w:id="0"/>
       <w:r>
         <w:rPr>
           <w:rFonts w:eastAsia="Calibri"/>
@@ -1586,6 +1587,13 @@
           <w:lang w:eastAsia="zh-CN"/>
         </w:rPr>
         <w:t>ositive</w:t>
+      </w:r>
+      <w:commentRangeEnd w:id="0"/>
+      <w:r>
+        <w:rPr>
+          <w:rStyle w:val="CommentReference"/>
+        </w:rPr>
+        <w:commentReference w:id="0"/>
       </w:r>
     </w:p>
     <w:p>
@@ -2622,12 +2630,20 @@
                 <w:lang w:eastAsia="zh-CN"/>
               </w:rPr>
             </w:pPr>
+            <w:commentRangeStart w:id="1"/>
             <w:r>
               <w:rPr>
                 <w:rFonts w:eastAsia="宋体" w:hint="eastAsia"/>
                 <w:lang w:eastAsia="zh-CN"/>
               </w:rPr>
               <w:t>3</w:t>
+            </w:r>
+            <w:commentRangeEnd w:id="1"/>
+            <w:r>
+              <w:rPr>
+                <w:rStyle w:val="CommentReference"/>
+              </w:rPr>
+              <w:commentReference w:id="1"/>
             </w:r>
           </w:p>
         </w:tc>
@@ -2643,12 +2659,20 @@
                 <w:lang w:eastAsia="zh-CN"/>
               </w:rPr>
             </w:pPr>
+            <w:commentRangeStart w:id="2"/>
             <w:r>
               <w:rPr>
                 <w:rFonts w:eastAsia="宋体" w:hint="eastAsia"/>
                 <w:lang w:eastAsia="zh-CN"/>
               </w:rPr>
               <w:t>Total: 3</w:t>
+            </w:r>
+            <w:commentRangeEnd w:id="2"/>
+            <w:r>
+              <w:rPr>
+                <w:rStyle w:val="CommentReference"/>
+              </w:rPr>
+              <w:commentReference w:id="2"/>
             </w:r>
           </w:p>
           <w:p>
@@ -3030,12 +3054,20 @@
       <w:pPr>
         <w:spacing w:after="240"/>
       </w:pPr>
+      <w:commentRangeStart w:id="3"/>
       <w:r>
         <w:rPr>
           <w:rFonts w:eastAsia="宋体" w:hint="eastAsia"/>
           <w:lang w:eastAsia="zh-CN"/>
         </w:rPr>
         <w:t>i is: 1</w:t>
+      </w:r>
+      <w:commentRangeEnd w:id="3"/>
+      <w:r>
+        <w:rPr>
+          <w:rStyle w:val="CommentReference"/>
+        </w:rPr>
+        <w:commentReference w:id="3"/>
       </w:r>
     </w:p>
     <w:p>
@@ -3084,6 +3116,7 @@
           <w:lang w:eastAsia="zh-CN"/>
         </w:rPr>
       </w:pPr>
+      <w:commentRangeStart w:id="4"/>
       <w:r>
         <w:rPr>
           <w:rFonts w:eastAsia="Calibri"/>
@@ -3109,6 +3142,13 @@
           <w:lang w:eastAsia="zh-CN"/>
         </w:rPr>
         <w:t>(total) belongs to the class, so after the first run in the loop, it stays 5 and then adds 3 and stays 8, etc. At the end of the loop, when i cannot be less than zero, one is added to eight and total is nine.</w:t>
+      </w:r>
+      <w:commentRangeEnd w:id="4"/>
+      <w:r>
+        <w:rPr>
+          <w:rStyle w:val="CommentReference"/>
+        </w:rPr>
+        <w:commentReference w:id="4"/>
       </w:r>
     </w:p>
     <w:p>
@@ -3255,6 +3295,7 @@
                 <w:sz w:val="19"/>
               </w:rPr>
             </w:pPr>
+            <w:commentRangeStart w:id="5"/>
             <w:r>
               <w:rPr>
                 <w:rFonts w:ascii="Consolas" w:eastAsia="Consolas" w:hAnsi="Consolas"/>
@@ -3277,6 +3318,13 @@
                 <w:sz w:val="19"/>
               </w:rPr>
               <w:t xml:space="preserve"> CS.copy;</w:t>
+            </w:r>
+            <w:commentRangeEnd w:id="5"/>
+            <w:r>
+              <w:rPr>
+                <w:rStyle w:val="CommentReference"/>
+              </w:rPr>
+              <w:commentReference w:id="5"/>
             </w:r>
           </w:p>
           <w:p>
@@ -7431,6 +7479,107 @@
     </w:sectPr>
   </w:body>
 </w:document>
+</file>
+
+<file path=word/comments.xml><?xml version="1.0" encoding="utf-8"?>
+<w:comments xmlns:a="http://schemas.openxmlformats.org/drawingml/2006/main" xmlns:pic="http://schemas.openxmlformats.org/drawingml/2006/picture" xmlns:r="http://schemas.openxmlformats.org/officeDocument/2006/relationships" xmlns:w="http://schemas.openxmlformats.org/wordprocessingml/2006/main" xmlns:wp="http://schemas.openxmlformats.org/drawingml/2006/wordprocessingDrawing" xmlns:mc="http://schemas.openxmlformats.org/markup-compatibility/2006" xmlns:a14="http://schemas.microsoft.com/office/drawing/2010/main" xmlns:w14="http://schemas.microsoft.com/office/word/2010/wordml" xmlns:wpc="http://schemas.microsoft.com/office/word/2010/wordprocessingCanvas">
+  <w:comment w:id="0" w:author="Gong Qiushi" w:initials="GQ" w:date="2026-10-17T01:26:27Z">
+    <w:p>
+      <w:pPr>
+        <w:pStyle w:val="CommentText"/>
+      </w:pPr>
+      <w:r>
+        <w:rPr>
+          <w:rStyle w:val="CommentReference"/>
+        </w:rPr>
+        <w:annotationRef/>
+      </w:r>
+      <w:r>
+        <w:t>4/4 - Full marks. - Just note the exact output is lower case: `positive`, `zero`, `negative` — the method returns a lower-case String and Java prints it as it is.</w:t>
+      </w:r>
+    </w:p>
+  </w:comment>
+  <w:comment w:id="1" w:author="Gong Qiushi" w:initials="GQ" w:date="2026-10-17T01:26:27Z">
+    <w:p>
+      <w:pPr>
+        <w:pStyle w:val="CommentText"/>
+      </w:pPr>
+      <w:r>
+        <w:rPr>
+          <w:rStyle w:val="CommentReference"/>
+        </w:rPr>
+        <w:annotationRef/>
+      </w:r>
+      <w:r>
+        <w:t>0/1 - The `total` value in the first row is wrong. - `collect(5)` adds 5 to 0, so total = 5, not 3. (-1)</w:t>
+      </w:r>
+    </w:p>
+  </w:comment>
+  <w:comment w:id="2" w:author="Gong Qiushi" w:initials="GQ" w:date="2026-10-17T01:26:27Z">
+    <w:p>
+      <w:pPr>
+        <w:pStyle w:val="CommentText"/>
+      </w:pPr>
+      <w:r>
+        <w:rPr>
+          <w:rStyle w:val="CommentReference"/>
+        </w:rPr>
+        <w:annotationRef/>
+      </w:r>
+      <w:r>
+        <w:t>0/2 - The Output column is misused and the last row is missing. - The program prints nothing inside the loop: both lines are printed once, after the loop ends, so these cells stay empty for the three call rows; the last row of the table (i = -1) is missing. (-2)</w:t>
+      </w:r>
+    </w:p>
+  </w:comment>
+  <w:comment w:id="3" w:author="Gong Qiushi" w:initials="GQ" w:date="2026-10-17T01:26:27Z">
+    <w:p>
+      <w:pPr>
+        <w:pStyle w:val="CommentText"/>
+      </w:pPr>
+      <w:r>
+        <w:rPr>
+          <w:rStyle w:val="CommentReference"/>
+        </w:rPr>
+        <w:annotationRef/>
+      </w:r>
+      <w:r>
+        <w:t>1/2 - `i` is wrong. - After the third call i = 1 - 2 = -1 and the test i &gt; 0 fails, so the program prints `i is: -1`. (-1)</w:t>
+      </w:r>
+    </w:p>
+  </w:comment>
+  <w:comment w:id="4" w:author="Gong Qiushi" w:initials="GQ" w:date="2026-10-17T01:26:27Z">
+    <w:p>
+      <w:pPr>
+        <w:pStyle w:val="CommentText"/>
+      </w:pPr>
+      <w:r>
+        <w:rPr>
+          <w:rStyle w:val="CommentReference"/>
+        </w:rPr>
+        <w:annotationRef/>
+      </w:r>
+      <w:r>
+        <w:t>3/4 - Nearly complete. - Say explicitly that `total` is declared in the class body, outside every method (a static field), so exactly one copy is shared by all calls. Also the loop ends when i becomes -1 — which *is* less than 0 — because the test `i &gt; 0` fails. (-1)</w:t>
+      </w:r>
+    </w:p>
+  </w:comment>
+  <w:comment w:id="5" w:author="Gong Qiushi" w:initials="GQ" w:date="2026-10-17T01:26:27Z">
+    <w:p>
+      <w:pPr>
+        <w:pStyle w:val="CommentText"/>
+      </w:pPr>
+      <w:r>
+        <w:rPr>
+          <w:rStyle w:val="CommentReference"/>
+        </w:rPr>
+        <w:annotationRef/>
+      </w:r>
+      <w:r>
+        <w:t>15/16 - Expected output not shown. - The question asks for the code *and* the expected output (for example mark 82 -&gt; `Grade: B`). The `package CS.copy;` line is not needed. (-1)</w:t>
+      </w:r>
+    </w:p>
+  </w:comment>
+</w:comments>
 </file>
 
 <file path=word/endnotes.xml><?xml version="1.0" encoding="utf-8"?>
